--- a/backend/secure-files/portfolios-docx/NMX-43.docx
+++ b/backend/secure-files/portfolios-docx/NMX-43.docx
@@ -1048,6 +1048,62 @@
         <w:t>NMX-43 es un portafolio académico de Bases de la Nutrición: reúne 23 micronutrientes con fichas de nutriente, fuentes alimentarias (con selección por gramaje y ranking por 100 g sobre base INTA), índice/carga glicémica, agua y fibra, biomarcadores, interacciones y requerimientos. Su núcleo formativo es un banco de 69 casos (uno básico, uno intermedio y uno avanzado por micronutriente) con una matriz de cobertura 69/69. Los casos son educativos: no representan diagnóstico ni tratamiento. Es la biblioteca más extensa de la Fase 2 (45 hojas).</w:t>
       </w:r>
     </w:p>
+    <w:p>
+      <w:pPr>
+        <w:keepNext/>
+        <w:spacing w:before="120" w:after="20"/>
+        <w:jc w:val="center"/>
+      </w:pPr>
+      <w:r>
+        <w:drawing>
+          <wp:inline xmlns:a="http://schemas.openxmlformats.org/drawingml/2006/main" xmlns:pic="http://schemas.openxmlformats.org/drawingml/2006/picture">
+            <wp:extent cx="5580000" cy="4311818"/>
+            <wp:docPr id="1" name="Picture 1"/>
+            <wp:cNvGraphicFramePr>
+              <a:graphicFrameLocks noChangeAspect="1"/>
+            </wp:cNvGraphicFramePr>
+            <a:graphic>
+              <a:graphicData uri="http://schemas.openxmlformats.org/drawingml/2006/picture">
+                <pic:pic>
+                  <pic:nvPicPr>
+                    <pic:cNvPr id="0" name="NMX-43_01_INICIO.png"/>
+                    <pic:cNvPicPr/>
+                  </pic:nvPicPr>
+                  <pic:blipFill>
+                    <a:blip r:embed="rId10"/>
+                    <a:stretch>
+                      <a:fillRect/>
+                    </a:stretch>
+                  </pic:blipFill>
+                  <pic:spPr>
+                    <a:xfrm>
+                      <a:off x="0" y="0"/>
+                      <a:ext cx="5580000" cy="4311818"/>
+                    </a:xfrm>
+                    <a:prstGeom prst="rect"/>
+                  </pic:spPr>
+                </pic:pic>
+              </a:graphicData>
+            </a:graphic>
+          </wp:inline>
+        </w:drawing>
+      </w:r>
+    </w:p>
+    <w:p>
+      <w:pPr>
+        <w:spacing w:before="0" w:after="160"/>
+        <w:jc w:val="center"/>
+      </w:pPr>
+      <w:r>
+        <w:rPr>
+          <w:rFonts w:ascii="Calibri" w:hAnsi="Calibri"/>
+          <w:b/>
+          <w:color w:val="45565E"/>
+          <w:sz w:val="17"/>
+        </w:rPr>
+        <w:t>Figura 1. Vista inicial (hoja INICIO).</w:t>
+      </w:r>
+    </w:p>
     <w:tbl>
       <w:tblPr>
         <w:tblW w:type="auto" w:w="0"/>
@@ -2002,6 +2058,62 @@
         <w:t>Nutriente, Nivel de caso (básico/intermedio/avanzado), Alimento y gramaje</w:t>
       </w:r>
     </w:p>
+    <w:p>
+      <w:pPr>
+        <w:keepNext/>
+        <w:spacing w:before="120" w:after="20"/>
+        <w:jc w:val="center"/>
+      </w:pPr>
+      <w:r>
+        <w:drawing>
+          <wp:inline xmlns:a="http://schemas.openxmlformats.org/drawingml/2006/main" xmlns:pic="http://schemas.openxmlformats.org/drawingml/2006/picture">
+            <wp:extent cx="5580000" cy="4311818"/>
+            <wp:docPr id="2" name="Picture 2"/>
+            <wp:cNvGraphicFramePr>
+              <a:graphicFrameLocks noChangeAspect="1"/>
+            </wp:cNvGraphicFramePr>
+            <a:graphic>
+              <a:graphicData uri="http://schemas.openxmlformats.org/drawingml/2006/picture">
+                <pic:pic>
+                  <pic:nvPicPr>
+                    <pic:cNvPr id="0" name="NMX-43_09_DATOS.png"/>
+                    <pic:cNvPicPr/>
+                  </pic:nvPicPr>
+                  <pic:blipFill>
+                    <a:blip r:embed="rId11"/>
+                    <a:stretch>
+                      <a:fillRect/>
+                    </a:stretch>
+                  </pic:blipFill>
+                  <pic:spPr>
+                    <a:xfrm>
+                      <a:off x="0" y="0"/>
+                      <a:ext cx="5580000" cy="4311818"/>
+                    </a:xfrm>
+                    <a:prstGeom prst="rect"/>
+                  </pic:spPr>
+                </pic:pic>
+              </a:graphicData>
+            </a:graphic>
+          </wp:inline>
+        </w:drawing>
+      </w:r>
+    </w:p>
+    <w:p>
+      <w:pPr>
+        <w:spacing w:before="0" w:after="160"/>
+        <w:jc w:val="center"/>
+      </w:pPr>
+      <w:r>
+        <w:rPr>
+          <w:rFonts w:ascii="Calibri" w:hAnsi="Calibri"/>
+          <w:b/>
+          <w:color w:val="45565E"/>
+          <w:sz w:val="17"/>
+        </w:rPr>
+        <w:t>Figura 2. Pantalla de ingreso de datos.</w:t>
+      </w:r>
+    </w:p>
     <w:tbl>
       <w:tblPr>
         <w:tblW w:type="auto" w:w="0"/>
@@ -2431,6 +2543,62 @@
         </w:tc>
       </w:tr>
     </w:tbl>
+    <w:p>
+      <w:pPr>
+        <w:keepNext/>
+        <w:spacing w:before="120" w:after="20"/>
+        <w:jc w:val="center"/>
+      </w:pPr>
+      <w:r>
+        <w:drawing>
+          <wp:inline xmlns:a="http://schemas.openxmlformats.org/drawingml/2006/main" xmlns:pic="http://schemas.openxmlformats.org/drawingml/2006/picture">
+            <wp:extent cx="5580000" cy="4311818"/>
+            <wp:docPr id="3" name="Picture 3"/>
+            <wp:cNvGraphicFramePr>
+              <a:graphicFrameLocks noChangeAspect="1"/>
+            </wp:cNvGraphicFramePr>
+            <a:graphic>
+              <a:graphicData uri="http://schemas.openxmlformats.org/drawingml/2006/picture">
+                <pic:pic>
+                  <pic:nvPicPr>
+                    <pic:cNvPr id="0" name="NMX-43_05_RESULTADOS.png"/>
+                    <pic:cNvPicPr/>
+                  </pic:nvPicPr>
+                  <pic:blipFill>
+                    <a:blip r:embed="rId12"/>
+                    <a:stretch>
+                      <a:fillRect/>
+                    </a:stretch>
+                  </pic:blipFill>
+                  <pic:spPr>
+                    <a:xfrm>
+                      <a:off x="0" y="0"/>
+                      <a:ext cx="5580000" cy="4311818"/>
+                    </a:xfrm>
+                    <a:prstGeom prst="rect"/>
+                  </pic:spPr>
+                </pic:pic>
+              </a:graphicData>
+            </a:graphic>
+          </wp:inline>
+        </w:drawing>
+      </w:r>
+    </w:p>
+    <w:p>
+      <w:pPr>
+        <w:spacing w:before="0" w:after="160"/>
+        <w:jc w:val="center"/>
+      </w:pPr>
+      <w:r>
+        <w:rPr>
+          <w:rFonts w:ascii="Calibri" w:hAnsi="Calibri"/>
+          <w:b/>
+          <w:color w:val="45565E"/>
+          <w:sz w:val="17"/>
+        </w:rPr>
+        <w:t>Figura 3. Visualización de resultados.</w:t>
+      </w:r>
+    </w:p>
     <w:tbl>
       <w:tblPr>
         <w:tblW w:type="auto" w:w="0"/>
@@ -3046,6 +3214,62 @@
         </w:tc>
       </w:tr>
     </w:tbl>
+    <w:p>
+      <w:pPr>
+        <w:keepNext/>
+        <w:spacing w:before="120" w:after="20"/>
+        <w:jc w:val="center"/>
+      </w:pPr>
+      <w:r>
+        <w:drawing>
+          <wp:inline xmlns:a="http://schemas.openxmlformats.org/drawingml/2006/main" xmlns:pic="http://schemas.openxmlformats.org/drawingml/2006/picture">
+            <wp:extent cx="5580000" cy="4311818"/>
+            <wp:docPr id="4" name="Picture 4"/>
+            <wp:cNvGraphicFramePr>
+              <a:graphicFrameLocks noChangeAspect="1"/>
+            </wp:cNvGraphicFramePr>
+            <a:graphic>
+              <a:graphicData uri="http://schemas.openxmlformats.org/drawingml/2006/picture">
+                <pic:pic>
+                  <pic:nvPicPr>
+                    <pic:cNvPr id="0" name="NMX-43_08_FUENTES.png"/>
+                    <pic:cNvPicPr/>
+                  </pic:nvPicPr>
+                  <pic:blipFill>
+                    <a:blip r:embed="rId13"/>
+                    <a:stretch>
+                      <a:fillRect/>
+                    </a:stretch>
+                  </pic:blipFill>
+                  <pic:spPr>
+                    <a:xfrm>
+                      <a:off x="0" y="0"/>
+                      <a:ext cx="5580000" cy="4311818"/>
+                    </a:xfrm>
+                    <a:prstGeom prst="rect"/>
+                  </pic:spPr>
+                </pic:pic>
+              </a:graphicData>
+            </a:graphic>
+          </wp:inline>
+        </w:drawing>
+      </w:r>
+    </w:p>
+    <w:p>
+      <w:pPr>
+        <w:spacing w:before="0" w:after="160"/>
+        <w:jc w:val="center"/>
+      </w:pPr>
+      <w:r>
+        <w:rPr>
+          <w:rFonts w:ascii="Calibri" w:hAnsi="Calibri"/>
+          <w:b/>
+          <w:color w:val="45565E"/>
+          <w:sz w:val="17"/>
+        </w:rPr>
+        <w:t>Figura 4. Fuentes y trazabilidad.</w:t>
+      </w:r>
+    </w:p>
     <w:tbl>
       <w:tblPr>
         <w:tblW w:type="auto" w:w="0"/>
@@ -3484,32 +3708,17 @@
     </w:p>
     <w:p>
       <w:pPr>
-        <w:spacing w:before="40" w:after="40" w:line="276" w:lineRule="auto"/>
+        <w:spacing w:after="120"/>
+        <w:jc w:val="center"/>
       </w:pPr>
       <w:r>
         <w:rPr>
           <w:rFonts w:ascii="Calibri" w:hAnsi="Calibri"/>
-          <w:b/>
-          <w:i w:val="0"/>
-          <w:color w:val="C08A2B"/>
-          <w:sz w:val="20"/>
+          <w:i/>
+          <w:color w:val="45565E"/>
+          <w:sz w:val="15"/>
         </w:rPr>
-        <w:t>CAPTURA_NO_GENERADA_POR_LIMITACIÓN_DEL_ENTORNO.</w:t>
-      </w:r>
-    </w:p>
-    <w:p>
-      <w:pPr>
-        <w:spacing w:before="40" w:after="80" w:line="276" w:lineRule="auto"/>
-      </w:pPr>
-      <w:r>
-        <w:rPr>
-          <w:rFonts w:ascii="Calibri" w:hAnsi="Calibri"/>
-          <w:b w:val="0"/>
-          <w:i w:val="0"/>
-          <w:color w:val="45565E"/>
-          <w:sz w:val="19"/>
-        </w:rPr>
-        <w:t>El entorno de generación de este portafolio no renderiza de forma fiel el archivo XLSX original, por lo que no se incluyen capturas simuladas. Las hojas reales del libro pueden abrirse en Microsoft Excel según la compatibilidad indicada.</w:t>
+        <w:t>Las capturas reales del producto se muestran a lo largo de este portafolio. Captura real del archivo Excel NUTRIMETRÍA correspondiente al producto.</w:t>
       </w:r>
     </w:p>
     <w:tbl>
